--- a/data/processed/meta-methods review/table.docx
+++ b/data/processed/meta-methods review/table.docx
@@ -25377,16 +25377,6 @@
             <w:vAlign w:val="center"/>
           </w:tcPr>
           <w:p>
-            <w:pPr>
-              <w:rPr>
-                <w:rFonts w:eastAsia="Times New Roman" w:cs="Arial"/>
-                <w:kern w:val="0"/>
-                <w:sz w:val="13"/>
-                <w:szCs w:val="13"/>
-                <w:lang w:eastAsia="en-GB"/>
-                <w14:ligatures w14:val="none"/>
-              </w:rPr>
-            </w:pPr>
             <w:r>
               <w:rPr>
                 <w:rFonts w:eastAsia="Times New Roman" w:cs="Arial"/>
@@ -25411,16 +25401,53 @@
               <w:t>** Likewise, A+C and B+D are necessarily perfectly correlated (but not numerically idencial), and so we group B+D with A+C.</w:t>
             </w:r>
             <w:r>
-              <w:rPr>
-                <w:rFonts w:eastAsia="Times New Roman" w:cs="Arial"/>
-                <w:kern w:val="0"/>
-                <w:sz w:val="13"/>
-                <w:szCs w:val="13"/>
-                <w:lang w:eastAsia="en-GB"/>
-                <w14:ligatures w14:val="none"/>
-              </w:rPr>
-              <w:br/>
-              <w:t>Note that this table does not include the scoring strategies that were indeterminable (N=XX), not described in sufficient detail to classify (N=XX), or more complex and difficult to fit into this matrix (N=XX).</w:t>
+              <w:t xml:space="preserve"> </w:t>
+            </w:r>
+          </w:p>
+          <w:p>
+            <w:pPr>
+              <w:rPr>
+                <w:rFonts w:eastAsia="Times New Roman" w:cs="Arial"/>
+                <w:kern w:val="0"/>
+                <w:sz w:val="13"/>
+                <w:szCs w:val="13"/>
+                <w:lang w:eastAsia="en-GB"/>
+                <w14:ligatures w14:val="none"/>
+              </w:rPr>
+            </w:pPr>
+            <w:r>
+              <w:rPr>
+                <w:rFonts w:eastAsia="Times New Roman" w:cs="Arial"/>
+                <w:kern w:val="0"/>
+                <w:sz w:val="13"/>
+                <w:szCs w:val="13"/>
+                <w:lang w:eastAsia="en-GB"/>
+                <w14:ligatures w14:val="none"/>
+              </w:rPr>
+              <w:t xml:space="preserve">Note that this table does not include the scoring strategies that were indeterminable </w:t>
+            </w:r>
+            <w:r>
+              <w:rPr>
+                <w:rFonts w:eastAsia="Times New Roman" w:cs="Arial"/>
+                <w:kern w:val="0"/>
+                <w:sz w:val="13"/>
+                <w:szCs w:val="13"/>
+                <w:highlight w:val="red"/>
+                <w:lang w:eastAsia="en-GB"/>
+                <w14:ligatures w14:val="none"/>
+              </w:rPr>
+              <w:t>(N=XX)</w:t>
+            </w:r>
+            <w:r>
+              <w:rPr>
+                <w:rFonts w:eastAsia="Times New Roman" w:cs="Arial"/>
+                <w:kern w:val="0"/>
+                <w:sz w:val="13"/>
+                <w:szCs w:val="13"/>
+                <w:lang w:eastAsia="en-GB"/>
+                <w14:ligatures w14:val="none"/>
+              </w:rPr>
+              <w:t xml:space="preserve"> or not described in sufficient detail to classify or implement (N=29).</w:t>
             </w:r>
           </w:p>
         </w:tc>
